--- a/React doc/react_hooks_4/useEffect_2.docx
+++ b/React doc/react_hooks_4/useEffect_2.docx
@@ -117,7 +117,7 @@
     <w:p>
       <w:r>
         <w:pict w14:anchorId="1CA920D2">
-          <v:rect id="_x0000_i1043" style="width:0;height:1.5pt" o:hralign="center" o:hrstd="t" o:hr="t" fillcolor="#a0a0a0" stroked="f"/>
+          <v:rect id="_x0000_i1025" style="width:0;height:1.5pt" o:hralign="center" o:hrstd="t" o:hr="t" fillcolor="#a0a0a0" stroked="f"/>
         </w:pict>
       </w:r>
     </w:p>
@@ -197,7 +197,7 @@
     <w:p>
       <w:r>
         <w:pict w14:anchorId="1F5CD55C">
-          <v:rect id="_x0000_i1044" style="width:0;height:1.5pt" o:hralign="center" o:hrstd="t" o:hr="t" fillcolor="#a0a0a0" stroked="f"/>
+          <v:rect id="_x0000_i1026" style="width:0;height:1.5pt" o:hralign="center" o:hrstd="t" o:hr="t" fillcolor="#a0a0a0" stroked="f"/>
         </w:pict>
       </w:r>
     </w:p>
@@ -440,7 +440,7 @@
     <w:p>
       <w:r>
         <w:pict w14:anchorId="4771DF52">
-          <v:rect id="_x0000_i1045" style="width:0;height:1.5pt" o:hralign="center" o:hrstd="t" o:hr="t" fillcolor="#a0a0a0" stroked="f"/>
+          <v:rect id="_x0000_i1027" style="width:0;height:1.5pt" o:hralign="center" o:hrstd="t" o:hr="t" fillcolor="#a0a0a0" stroked="f"/>
         </w:pict>
       </w:r>
     </w:p>
@@ -1296,34 +1296,48 @@
         <w:rPr>
           <w:color w:val="C00000"/>
         </w:rPr>
-        <w:t xml:space="preserve"> without using </w:t>
-      </w:r>
-      <w:proofErr w:type="gramStart"/>
+        <w:t xml:space="preserve"> without using [ ] then </w:t>
+      </w:r>
+      <w:proofErr w:type="spellStart"/>
       <w:r>
         <w:rPr>
           <w:color w:val="C00000"/>
         </w:rPr>
-        <w:t>[ ]</w:t>
-      </w:r>
-      <w:proofErr w:type="gramEnd"/>
+        <w:t>whenevr</w:t>
+      </w:r>
+      <w:proofErr w:type="spellEnd"/>
       <w:r>
         <w:rPr>
           <w:color w:val="C00000"/>
         </w:rPr>
-        <w:t xml:space="preserve"> then </w:t>
+        <w:t xml:space="preserve"> i try to do any different </w:t>
       </w:r>
       <w:proofErr w:type="spellStart"/>
       <w:r>
         <w:rPr>
           <w:color w:val="C00000"/>
         </w:rPr>
-        <w:t>whenevr</w:t>
+        <w:t>chnages</w:t>
       </w:r>
       <w:proofErr w:type="spellEnd"/>
       <w:r>
         <w:rPr>
           <w:color w:val="C00000"/>
         </w:rPr>
+        <w:t xml:space="preserve"> in that screen it will </w:t>
+      </w:r>
+      <w:proofErr w:type="spellStart"/>
+      <w:r>
+        <w:rPr>
+          <w:color w:val="C00000"/>
+        </w:rPr>
+        <w:t>rerender</w:t>
+      </w:r>
+      <w:proofErr w:type="spellEnd"/>
+      <w:r>
+        <w:rPr>
+          <w:color w:val="C00000"/>
+        </w:rPr>
         <w:t xml:space="preserve"> </w:t>
       </w:r>
       <w:proofErr w:type="spellStart"/>
@@ -1331,6 +1345,48 @@
         <w:rPr>
           <w:color w:val="C00000"/>
         </w:rPr>
+        <w:t>againg</w:t>
+      </w:r>
+      <w:proofErr w:type="spellEnd"/>
+      <w:r>
+        <w:rPr>
+          <w:color w:val="C00000"/>
+        </w:rPr>
+        <w:t xml:space="preserve"> this </w:t>
+      </w:r>
+      <w:proofErr w:type="spellStart"/>
+      <w:r>
+        <w:rPr>
+          <w:color w:val="C00000"/>
+        </w:rPr>
+        <w:t>api</w:t>
+      </w:r>
+      <w:proofErr w:type="spellEnd"/>
+      <w:r>
+        <w:rPr>
+          <w:color w:val="C00000"/>
+        </w:rPr>
+        <w:t xml:space="preserve"> also but if we use this [ ] then no matter what </w:t>
+      </w:r>
+      <w:proofErr w:type="spellStart"/>
+      <w:r>
+        <w:rPr>
+          <w:color w:val="C00000"/>
+        </w:rPr>
+        <w:t>chaagese</w:t>
+      </w:r>
+      <w:proofErr w:type="spellEnd"/>
+      <w:r>
+        <w:rPr>
+          <w:color w:val="C00000"/>
+        </w:rPr>
+        <w:t xml:space="preserve"> </w:t>
+      </w:r>
+      <w:proofErr w:type="spellStart"/>
+      <w:r>
+        <w:rPr>
+          <w:color w:val="C00000"/>
+        </w:rPr>
         <w:t>i</w:t>
       </w:r>
       <w:proofErr w:type="spellEnd"/>
@@ -1338,21 +1394,21 @@
         <w:rPr>
           <w:color w:val="C00000"/>
         </w:rPr>
-        <w:t xml:space="preserve"> try to do any different </w:t>
+        <w:t xml:space="preserve"> doo it </w:t>
       </w:r>
       <w:proofErr w:type="spellStart"/>
       <w:r>
         <w:rPr>
           <w:color w:val="C00000"/>
         </w:rPr>
-        <w:t>chnages</w:t>
+        <w:t>wont</w:t>
       </w:r>
       <w:proofErr w:type="spellEnd"/>
       <w:r>
         <w:rPr>
           <w:color w:val="C00000"/>
         </w:rPr>
-        <w:t xml:space="preserve"> in that screen it will </w:t>
+        <w:t xml:space="preserve"> </w:t>
       </w:r>
       <w:proofErr w:type="spellStart"/>
       <w:r>
@@ -1366,69 +1422,83 @@
         <w:rPr>
           <w:color w:val="C00000"/>
         </w:rPr>
-        <w:t xml:space="preserve"> </w:t>
+        <w:t xml:space="preserve"> this </w:t>
       </w:r>
       <w:proofErr w:type="spellStart"/>
       <w:r>
         <w:rPr>
           <w:color w:val="C00000"/>
         </w:rPr>
-        <w:t>againg</w:t>
+        <w:t>api</w:t>
       </w:r>
       <w:proofErr w:type="spellEnd"/>
       <w:r>
         <w:rPr>
           <w:color w:val="C00000"/>
         </w:rPr>
-        <w:t xml:space="preserve"> this </w:t>
+        <w:t xml:space="preserve"> also if </w:t>
       </w:r>
       <w:proofErr w:type="spellStart"/>
       <w:r>
         <w:rPr>
           <w:color w:val="C00000"/>
         </w:rPr>
-        <w:t>api</w:t>
+        <w:t>i</w:t>
       </w:r>
       <w:proofErr w:type="spellEnd"/>
       <w:r>
         <w:rPr>
           <w:color w:val="C00000"/>
         </w:rPr>
-        <w:t xml:space="preserve"> also but if we use this </w:t>
-      </w:r>
-      <w:proofErr w:type="gramStart"/>
+        <w:t xml:space="preserve"> type </w:t>
+      </w:r>
+      <w:proofErr w:type="spellStart"/>
       <w:r>
         <w:rPr>
           <w:color w:val="C00000"/>
         </w:rPr>
-        <w:t>[ ]</w:t>
-      </w:r>
-      <w:proofErr w:type="gramEnd"/>
+        <w:t>specifi</w:t>
+      </w:r>
+      <w:proofErr w:type="spellEnd"/>
       <w:r>
         <w:rPr>
           <w:color w:val="C00000"/>
         </w:rPr>
-        <w:t xml:space="preserve"> then no matter what </w:t>
+        <w:t xml:space="preserve"> [</w:t>
       </w:r>
       <w:proofErr w:type="spellStart"/>
       <w:r>
         <w:rPr>
           <w:color w:val="C00000"/>
         </w:rPr>
-        <w:t>chaagese</w:t>
+        <w:t>searchterm</w:t>
       </w:r>
       <w:proofErr w:type="spellEnd"/>
       <w:r>
         <w:rPr>
           <w:color w:val="C00000"/>
         </w:rPr>
-        <w:t xml:space="preserve"> </w:t>
+        <w:t xml:space="preserve">] then it will </w:t>
       </w:r>
       <w:proofErr w:type="spellStart"/>
       <w:r>
         <w:rPr>
           <w:color w:val="C00000"/>
         </w:rPr>
+        <w:t>rerender</w:t>
+      </w:r>
+      <w:proofErr w:type="spellEnd"/>
+      <w:r>
+        <w:rPr>
+          <w:color w:val="C00000"/>
+        </w:rPr>
+        <w:t xml:space="preserve"> only when </w:t>
+      </w:r>
+      <w:proofErr w:type="spellStart"/>
+      <w:r>
+        <w:rPr>
+          <w:color w:val="C00000"/>
+        </w:rPr>
         <w:t>i</w:t>
       </w:r>
       <w:proofErr w:type="spellEnd"/>
@@ -1436,133 +1506,7 @@
         <w:rPr>
           <w:color w:val="C00000"/>
         </w:rPr>
-        <w:t xml:space="preserve"> doo it </w:t>
-      </w:r>
-      <w:proofErr w:type="spellStart"/>
-      <w:r>
-        <w:rPr>
-          <w:color w:val="C00000"/>
-        </w:rPr>
-        <w:t>wont</w:t>
-      </w:r>
-      <w:proofErr w:type="spellEnd"/>
-      <w:r>
-        <w:rPr>
-          <w:color w:val="C00000"/>
-        </w:rPr>
-        <w:t xml:space="preserve"> </w:t>
-      </w:r>
-      <w:proofErr w:type="spellStart"/>
-      <w:r>
-        <w:rPr>
-          <w:color w:val="C00000"/>
-        </w:rPr>
-        <w:t>rerender</w:t>
-      </w:r>
-      <w:proofErr w:type="spellEnd"/>
-      <w:r>
-        <w:rPr>
-          <w:color w:val="C00000"/>
-        </w:rPr>
-        <w:t xml:space="preserve"> this </w:t>
-      </w:r>
-      <w:proofErr w:type="spellStart"/>
-      <w:r>
-        <w:rPr>
-          <w:color w:val="C00000"/>
-        </w:rPr>
-        <w:t>api</w:t>
-      </w:r>
-      <w:proofErr w:type="spellEnd"/>
-      <w:r>
-        <w:rPr>
-          <w:color w:val="C00000"/>
-        </w:rPr>
-        <w:t xml:space="preserve"> also if </w:t>
-      </w:r>
-      <w:proofErr w:type="spellStart"/>
-      <w:r>
-        <w:rPr>
-          <w:color w:val="C00000"/>
-        </w:rPr>
-        <w:t>i</w:t>
-      </w:r>
-      <w:proofErr w:type="spellEnd"/>
-      <w:r>
-        <w:rPr>
-          <w:color w:val="C00000"/>
-        </w:rPr>
-        <w:t xml:space="preserve"> type </w:t>
-      </w:r>
-      <w:proofErr w:type="spellStart"/>
-      <w:r>
-        <w:rPr>
-          <w:color w:val="C00000"/>
-        </w:rPr>
-        <w:t>specifi</w:t>
-      </w:r>
-      <w:proofErr w:type="spellEnd"/>
-      <w:r>
-        <w:rPr>
-          <w:color w:val="C00000"/>
-        </w:rPr>
-        <w:t xml:space="preserve"> [</w:t>
-      </w:r>
-      <w:proofErr w:type="spellStart"/>
-      <w:r>
-        <w:rPr>
-          <w:color w:val="C00000"/>
-        </w:rPr>
-        <w:t>searchterm</w:t>
-      </w:r>
-      <w:proofErr w:type="spellEnd"/>
-      <w:r>
-        <w:rPr>
-          <w:color w:val="C00000"/>
-        </w:rPr>
-        <w:t xml:space="preserve">] then it will </w:t>
-      </w:r>
-      <w:proofErr w:type="spellStart"/>
-      <w:r>
-        <w:rPr>
-          <w:color w:val="C00000"/>
-        </w:rPr>
-        <w:t>rerender</w:t>
-      </w:r>
-      <w:proofErr w:type="spellEnd"/>
-      <w:r>
-        <w:rPr>
-          <w:color w:val="C00000"/>
-        </w:rPr>
-        <w:t xml:space="preserve"> only when </w:t>
-      </w:r>
-      <w:proofErr w:type="spellStart"/>
-      <w:r>
-        <w:rPr>
-          <w:color w:val="C00000"/>
-        </w:rPr>
-        <w:t>i</w:t>
-      </w:r>
-      <w:proofErr w:type="spellEnd"/>
-      <w:r>
-        <w:rPr>
-          <w:color w:val="C00000"/>
-        </w:rPr>
-        <w:t xml:space="preserve"> try to search </w:t>
-      </w:r>
-      <w:proofErr w:type="gramStart"/>
-      <w:r>
-        <w:rPr>
-          <w:color w:val="C00000"/>
-        </w:rPr>
-        <w:t>an</w:t>
-      </w:r>
-      <w:proofErr w:type="gramEnd"/>
-      <w:r>
-        <w:rPr>
-          <w:color w:val="C00000"/>
-        </w:rPr>
-        <w:t xml:space="preserve"> name</w:t>
+        <w:t xml:space="preserve"> try to search an name</w:t>
       </w:r>
     </w:p>
     <w:p>
@@ -2214,7 +2158,7 @@
           <w:color w:val="0D0D0D" w:themeColor="text1" w:themeTint="F2"/>
         </w:rPr>
         <w:pict w14:anchorId="00239D00">
-          <v:rect id="_x0000_i1085" style="width:0;height:1.5pt" o:hralign="center" o:hrstd="t" o:hr="t" fillcolor="#a0a0a0" stroked="f"/>
+          <v:rect id="_x0000_i1028" style="width:0;height:1.5pt" o:hralign="center" o:hrstd="t" o:hr="t" fillcolor="#a0a0a0" stroked="f"/>
         </w:pict>
       </w:r>
     </w:p>
@@ -2696,7 +2640,7 @@
           <w:color w:val="0D0D0D" w:themeColor="text1" w:themeTint="F2"/>
         </w:rPr>
         <w:pict w14:anchorId="714AAE29">
-          <v:rect id="_x0000_i1086" style="width:0;height:1.5pt" o:hralign="center" o:hrstd="t" o:hr="t" fillcolor="#a0a0a0" stroked="f"/>
+          <v:rect id="_x0000_i1029" style="width:0;height:1.5pt" o:hralign="center" o:hrstd="t" o:hr="t" fillcolor="#a0a0a0" stroked="f"/>
         </w:pict>
       </w:r>
     </w:p>
@@ -3468,7 +3412,7 @@
           <w:color w:val="0D0D0D" w:themeColor="text1" w:themeTint="F2"/>
         </w:rPr>
         <w:pict w14:anchorId="28BC54EC">
-          <v:rect id="_x0000_i1107" style="width:0;height:1.5pt" o:hralign="center" o:hrstd="t" o:hr="t" fillcolor="#a0a0a0" stroked="f"/>
+          <v:rect id="_x0000_i1030" style="width:0;height:1.5pt" o:hralign="center" o:hrstd="t" o:hr="t" fillcolor="#a0a0a0" stroked="f"/>
         </w:pict>
       </w:r>
     </w:p>
@@ -3750,7 +3694,7 @@
         </w:rPr>
         <w:lastRenderedPageBreak/>
         <w:pict w14:anchorId="5C12B5BA">
-          <v:rect id="_x0000_i1108" style="width:0;height:1.5pt" o:hralign="center" o:hrstd="t" o:hr="t" fillcolor="#a0a0a0" stroked="f"/>
+          <v:rect id="_x0000_i1031" style="width:0;height:1.5pt" o:hralign="center" o:hrstd="t" o:hr="t" fillcolor="#a0a0a0" stroked="f"/>
         </w:pict>
       </w:r>
     </w:p>
@@ -4320,7 +4264,7 @@
           <w:color w:val="0D0D0D" w:themeColor="text1" w:themeTint="F2"/>
         </w:rPr>
         <w:pict w14:anchorId="54D29229">
-          <v:rect id="_x0000_i1109" style="width:0;height:1.5pt" o:hralign="center" o:hrstd="t" o:hr="t" fillcolor="#a0a0a0" stroked="f"/>
+          <v:rect id="_x0000_i1032" style="width:0;height:1.5pt" o:hralign="center" o:hrstd="t" o:hr="t" fillcolor="#a0a0a0" stroked="f"/>
         </w:pict>
       </w:r>
     </w:p>
@@ -5189,7 +5133,7 @@
           <w:color w:val="0D0D0D" w:themeColor="text1" w:themeTint="F2"/>
         </w:rPr>
         <w:pict w14:anchorId="599D8D15">
-          <v:rect id="_x0000_i1131" style="width:0;height:1.5pt" o:hralign="center" o:hrstd="t" o:hr="t" fillcolor="#a0a0a0" stroked="f"/>
+          <v:rect id="_x0000_i1033" style="width:0;height:1.5pt" o:hralign="center" o:hrstd="t" o:hr="t" fillcolor="#a0a0a0" stroked="f"/>
         </w:pict>
       </w:r>
     </w:p>
@@ -5492,7 +5436,7 @@
           <w:color w:val="0D0D0D" w:themeColor="text1" w:themeTint="F2"/>
         </w:rPr>
         <w:pict w14:anchorId="0C3A4642">
-          <v:rect id="_x0000_i1132" style="width:0;height:1.5pt" o:hralign="center" o:hrstd="t" o:hr="t" fillcolor="#a0a0a0" stroked="f"/>
+          <v:rect id="_x0000_i1034" style="width:0;height:1.5pt" o:hralign="center" o:hrstd="t" o:hr="t" fillcolor="#a0a0a0" stroked="f"/>
         </w:pict>
       </w:r>
     </w:p>
@@ -5662,7 +5606,7 @@
           <w:color w:val="0D0D0D" w:themeColor="text1" w:themeTint="F2"/>
         </w:rPr>
         <w:pict w14:anchorId="32A60D79">
-          <v:rect id="_x0000_i1133" style="width:0;height:1.5pt" o:hralign="center" o:hrstd="t" o:hr="t" fillcolor="#a0a0a0" stroked="f"/>
+          <v:rect id="_x0000_i1035" style="width:0;height:1.5pt" o:hralign="center" o:hrstd="t" o:hr="t" fillcolor="#a0a0a0" stroked="f"/>
         </w:pict>
       </w:r>
     </w:p>
@@ -8138,6 +8082,7 @@
   <w:style w:type="character" w:default="1" w:styleId="DefaultParagraphFont">
     <w:name w:val="Default Paragraph Font"/>
     <w:uiPriority w:val="1"/>
+    <w:semiHidden/>
     <w:unhideWhenUsed/>
   </w:style>
   <w:style w:type="table" w:default="1" w:styleId="TableNormal">
